--- a/KURIKULUM2026_REVISI/DOCX/013_REKOMENDASI_SOLUSI_DAN_MITIGASI_KELEMAHAN_KURIKULUM.docx
+++ b/KURIKULUM2026_REVISI/DOCX/013_REKOMENDASI_SOLUSI_DAN_MITIGASI_KELEMAHAN_KURIKULUM.docx
@@ -75,9 +75,9 @@
       <w:r>
         <w:rPr>
           <w:color w:val="C8D2E1"/>
-          <w:sz w:val="16"/>
+          <w:sz w:val="14"/>
         </w:rPr>
-        <w:t>_________________________________________________________________________________</w:t>
+        <w:t>———————————————————————————————————————————————————————————————————————————</w:t>
       </w:r>
     </w:p>
     <w:p>
@@ -254,9 +254,9 @@
       <w:r>
         <w:rPr>
           <w:color w:val="C8D2E1"/>
-          <w:sz w:val="16"/>
+          <w:sz w:val="14"/>
         </w:rPr>
-        <w:t>_________________________________________________________________________________</w:t>
+        <w:t>———————————————————————————————————————————————————————————————————————————</w:t>
       </w:r>
     </w:p>
     <w:p>
@@ -278,6 +278,7 @@
       <w:tblPr>
         <w:tblW w:type="auto" w:w="0"/>
         <w:jc w:val="center"/>
+        <w:tblLayout w:type="fixed"/>
         <w:tblLook w:firstColumn="1" w:firstRow="1" w:lastColumn="0" w:lastRow="0" w:noHBand="0" w:noVBand="1" w:val="04A0"/>
         <w:tblBorders>
           <w:top w:val="single" w:sz="4" w:space="0" w:color="E2E8F0"/>
@@ -289,12 +290,12 @@
         </w:tblBorders>
       </w:tblPr>
       <w:tblGrid>
-        <w:gridCol w:w="9029"/>
+        <w:gridCol w:w="9605"/>
       </w:tblGrid>
       <w:tr>
         <w:tc>
           <w:tcPr>
-            <w:tcW w:type="dxa" w:w="9029"/>
+            <w:tcW w:type="dxa" w:w="9504"/>
             <w:shd w:fill="F8F9FA"/>
             <w:tcMar>
               <w:top w:w="100" w:type="dxa"/>
@@ -311,7 +312,7 @@
               <w:rPr>
                 <w:rFonts w:ascii="Consolas" w:hAnsi="Consolas"/>
                 <w:color w:val="282828"/>
-                <w:sz w:val="18"/>
+                <w:sz w:val="17"/>
               </w:rPr>
               <w:t>┌──────────────────────────────────────────────────────────────────────────────────────────────────┐</w:t>
               <w:br/>
@@ -353,9 +354,9 @@
       <w:r>
         <w:rPr>
           <w:color w:val="C8D2E1"/>
-          <w:sz w:val="16"/>
+          <w:sz w:val="14"/>
         </w:rPr>
-        <w:t>_________________________________________________________________________________</w:t>
+        <w:t>———————————————————————————————————————————————————————————————————————————</w:t>
       </w:r>
     </w:p>
     <w:p>
@@ -380,9 +381,9 @@
       <w:r>
         <w:rPr>
           <w:color w:val="C8D2E1"/>
-          <w:sz w:val="16"/>
+          <w:sz w:val="14"/>
         </w:rPr>
-        <w:t>_________________________________________________________________________________</w:t>
+        <w:t>———————————————————————————————————————————————————————————————————————————</w:t>
       </w:r>
     </w:p>
     <w:p>
@@ -511,6 +512,7 @@
       <w:tblPr>
         <w:tblW w:type="auto" w:w="0"/>
         <w:jc w:val="center"/>
+        <w:tblLayout w:type="fixed"/>
         <w:tblLook w:firstColumn="1" w:firstRow="1" w:lastColumn="0" w:lastRow="0" w:noHBand="0" w:noVBand="1" w:val="04A0"/>
         <w:tblBorders>
           <w:top w:val="single" w:sz="4" w:space="0" w:color="E2E8F0"/>
@@ -522,12 +524,12 @@
         </w:tblBorders>
       </w:tblPr>
       <w:tblGrid>
-        <w:gridCol w:w="9029"/>
+        <w:gridCol w:w="9605"/>
       </w:tblGrid>
       <w:tr>
         <w:tc>
           <w:tcPr>
-            <w:tcW w:type="dxa" w:w="9029"/>
+            <w:tcW w:type="dxa" w:w="9504"/>
             <w:shd w:fill="F8F9FA"/>
             <w:tcMar>
               <w:top w:w="100" w:type="dxa"/>
@@ -544,7 +546,7 @@
               <w:rPr>
                 <w:rFonts w:ascii="Consolas" w:hAnsi="Consolas"/>
                 <w:color w:val="282828"/>
-                <w:sz w:val="18"/>
+                <w:sz w:val="17"/>
               </w:rPr>
               <w:t>┌──────────────────────────────────────────────────────────────────────────────────────────────────┐</w:t>
               <w:br/>
@@ -585,6 +587,7 @@
       <w:tblPr>
         <w:tblW w:type="auto" w:w="0"/>
         <w:jc w:val="center"/>
+        <w:tblLayout w:type="fixed"/>
         <w:tblLook w:firstColumn="1" w:firstRow="1" w:lastColumn="0" w:lastRow="0" w:noHBand="0" w:noVBand="1" w:val="04A0"/>
         <w:tblBorders>
           <w:top w:val="single" w:sz="4" w:space="0" w:color="E2E8F0"/>
@@ -596,12 +599,12 @@
         </w:tblBorders>
       </w:tblPr>
       <w:tblGrid>
-        <w:gridCol w:w="9029"/>
+        <w:gridCol w:w="9605"/>
       </w:tblGrid>
       <w:tr>
         <w:tc>
           <w:tcPr>
-            <w:tcW w:type="dxa" w:w="9029"/>
+            <w:tcW w:type="dxa" w:w="9504"/>
             <w:shd w:fill="F8F9FA"/>
             <w:tcMar>
               <w:top w:w="100" w:type="dxa"/>
@@ -618,7 +621,7 @@
               <w:rPr>
                 <w:rFonts w:ascii="Consolas" w:hAnsi="Consolas"/>
                 <w:color w:val="282828"/>
-                <w:sz w:val="18"/>
+                <w:sz w:val="17"/>
               </w:rPr>
               <w:t>┌──────────────────────────────────────────────────────────────────────────────────────────────────┐</w:t>
               <w:br/>
@@ -691,9 +694,9 @@
       <w:r>
         <w:rPr>
           <w:color w:val="C8D2E1"/>
-          <w:sz w:val="16"/>
+          <w:sz w:val="14"/>
         </w:rPr>
-        <w:t>_________________________________________________________________________________</w:t>
+        <w:t>———————————————————————————————————————————————————————————————————————————</w:t>
       </w:r>
     </w:p>
     <w:p>
@@ -1211,9 +1214,9 @@
       <w:r>
         <w:rPr>
           <w:color w:val="C8D2E1"/>
-          <w:sz w:val="16"/>
+          <w:sz w:val="14"/>
         </w:rPr>
-        <w:t>_________________________________________________________________________________</w:t>
+        <w:t>———————————————————————————————————————————————————————————————————————————</w:t>
       </w:r>
     </w:p>
     <w:p>
@@ -1310,6 +1313,7 @@
       <w:tblPr>
         <w:tblW w:type="auto" w:w="0"/>
         <w:jc w:val="center"/>
+        <w:tblLayout w:type="fixed"/>
         <w:tblLook w:firstColumn="1" w:firstRow="1" w:lastColumn="0" w:lastRow="0" w:noHBand="0" w:noVBand="1" w:val="04A0"/>
         <w:tblBorders>
           <w:top w:val="single" w:sz="4" w:space="0" w:color="E2E8F0"/>
@@ -1321,12 +1325,12 @@
         </w:tblBorders>
       </w:tblPr>
       <w:tblGrid>
-        <w:gridCol w:w="9029"/>
+        <w:gridCol w:w="9605"/>
       </w:tblGrid>
       <w:tr>
         <w:tc>
           <w:tcPr>
-            <w:tcW w:type="dxa" w:w="9029"/>
+            <w:tcW w:type="dxa" w:w="9504"/>
             <w:shd w:fill="F8F9FA"/>
             <w:tcMar>
               <w:top w:w="100" w:type="dxa"/>
@@ -1343,7 +1347,7 @@
               <w:rPr>
                 <w:rFonts w:ascii="Consolas" w:hAnsi="Consolas"/>
                 <w:color w:val="282828"/>
-                <w:sz w:val="18"/>
+                <w:sz w:val="17"/>
               </w:rPr>
               <w:t>┌──────────────────────────────────────────────────────────────────────────────────────────────────┐</w:t>
               <w:br/>
@@ -1410,9 +1414,9 @@
       <w:r>
         <w:rPr>
           <w:color w:val="C8D2E1"/>
-          <w:sz w:val="16"/>
+          <w:sz w:val="14"/>
         </w:rPr>
-        <w:t>_________________________________________________________________________________</w:t>
+        <w:t>———————————————————————————————————————————————————————————————————————————</w:t>
       </w:r>
     </w:p>
     <w:p>
@@ -1509,6 +1513,7 @@
       <w:tblPr>
         <w:tblW w:type="auto" w:w="0"/>
         <w:jc w:val="center"/>
+        <w:tblLayout w:type="fixed"/>
         <w:tblLook w:firstColumn="1" w:firstRow="1" w:lastColumn="0" w:lastRow="0" w:noHBand="0" w:noVBand="1" w:val="04A0"/>
         <w:tblBorders>
           <w:top w:val="single" w:sz="4" w:space="0" w:color="E2E8F0"/>
@@ -1520,12 +1525,12 @@
         </w:tblBorders>
       </w:tblPr>
       <w:tblGrid>
-        <w:gridCol w:w="9029"/>
+        <w:gridCol w:w="9605"/>
       </w:tblGrid>
       <w:tr>
         <w:tc>
           <w:tcPr>
-            <w:tcW w:type="dxa" w:w="9029"/>
+            <w:tcW w:type="dxa" w:w="9504"/>
             <w:shd w:fill="F8F9FA"/>
             <w:tcMar>
               <w:top w:w="100" w:type="dxa"/>
@@ -1542,7 +1547,7 @@
               <w:rPr>
                 <w:rFonts w:ascii="Consolas" w:hAnsi="Consolas"/>
                 <w:color w:val="282828"/>
-                <w:sz w:val="18"/>
+                <w:sz w:val="17"/>
               </w:rPr>
               <w:t xml:space="preserve">                  ┌─────────────────────────────────────────────────┐</w:t>
               <w:br/>
@@ -1638,9 +1643,9 @@
       <w:r>
         <w:rPr>
           <w:color w:val="C8D2E1"/>
-          <w:sz w:val="16"/>
+          <w:sz w:val="14"/>
         </w:rPr>
-        <w:t>_________________________________________________________________________________</w:t>
+        <w:t>———————————————————————————————————————————————————————————————————————————</w:t>
       </w:r>
     </w:p>
     <w:p>
@@ -1867,9 +1872,9 @@
       <w:r>
         <w:rPr>
           <w:color w:val="C8D2E1"/>
-          <w:sz w:val="16"/>
+          <w:sz w:val="14"/>
         </w:rPr>
-        <w:t>_________________________________________________________________________________</w:t>
+        <w:t>———————————————————————————————————————————————————————————————————————————</w:t>
       </w:r>
     </w:p>
     <w:p>
@@ -2101,9 +2106,9 @@
       <w:r>
         <w:rPr>
           <w:color w:val="C8D2E1"/>
-          <w:sz w:val="16"/>
+          <w:sz w:val="14"/>
         </w:rPr>
-        <w:t>_________________________________________________________________________________</w:t>
+        <w:t>———————————————————————————————————————————————————————————————————————————</w:t>
       </w:r>
     </w:p>
     <w:p>
@@ -2137,11 +2142,11 @@
         </w:tblBorders>
       </w:tblPr>
       <w:tblGrid>
-        <w:gridCol w:w="1806"/>
-        <w:gridCol w:w="1806"/>
-        <w:gridCol w:w="1806"/>
-        <w:gridCol w:w="1806"/>
-        <w:gridCol w:w="1806"/>
+        <w:gridCol w:w="1921"/>
+        <w:gridCol w:w="1921"/>
+        <w:gridCol w:w="1921"/>
+        <w:gridCol w:w="1921"/>
+        <w:gridCol w:w="1921"/>
       </w:tblGrid>
       <w:tr>
         <w:trPr>
@@ -2151,7 +2156,7 @@
         </w:trPr>
         <w:tc>
           <w:tcPr>
-            <w:tcW w:type="dxa" w:w="1806"/>
+            <w:tcW w:type="dxa" w:w="1921"/>
             <w:vAlign w:val="center"/>
             <w:shd w:fill="1F3864"/>
             <w:tcMar>
@@ -2179,7 +2184,7 @@
         </w:tc>
         <w:tc>
           <w:tcPr>
-            <w:tcW w:type="dxa" w:w="1806"/>
+            <w:tcW w:type="dxa" w:w="1921"/>
             <w:vAlign w:val="center"/>
             <w:shd w:fill="1F3864"/>
             <w:tcMar>
@@ -2207,7 +2212,7 @@
         </w:tc>
         <w:tc>
           <w:tcPr>
-            <w:tcW w:type="dxa" w:w="1806"/>
+            <w:tcW w:type="dxa" w:w="1921"/>
             <w:vAlign w:val="center"/>
             <w:shd w:fill="1F3864"/>
             <w:tcMar>
@@ -2235,7 +2240,7 @@
         </w:tc>
         <w:tc>
           <w:tcPr>
-            <w:tcW w:type="dxa" w:w="1806"/>
+            <w:tcW w:type="dxa" w:w="1921"/>
             <w:vAlign w:val="center"/>
             <w:shd w:fill="1F3864"/>
             <w:tcMar>
@@ -2263,7 +2268,7 @@
         </w:tc>
         <w:tc>
           <w:tcPr>
-            <w:tcW w:type="dxa" w:w="1806"/>
+            <w:tcW w:type="dxa" w:w="1921"/>
             <w:vAlign w:val="center"/>
             <w:shd w:fill="1F3864"/>
             <w:tcMar>
@@ -2296,14 +2301,14 @@
         </w:trPr>
         <w:tc>
           <w:tcPr>
-            <w:tcW w:type="dxa" w:w="1806"/>
+            <w:tcW w:type="dxa" w:w="1921"/>
             <w:vAlign w:val="center"/>
             <w:shd w:fill="FFFFFF"/>
             <w:tcMar>
-              <w:top w:w="80" w:type="dxa"/>
-              <w:bottom w:w="80" w:type="dxa"/>
-              <w:left w:w="100" w:type="dxa"/>
-              <w:right w:w="100" w:type="dxa"/>
+              <w:top w:w="70" w:type="dxa"/>
+              <w:bottom w:w="70" w:type="dxa"/>
+              <w:left w:w="90" w:type="dxa"/>
+              <w:right w:w="90" w:type="dxa"/>
             </w:tcMar>
           </w:tcPr>
           <w:p>
@@ -2324,14 +2329,14 @@
         </w:tc>
         <w:tc>
           <w:tcPr>
-            <w:tcW w:type="dxa" w:w="1806"/>
+            <w:tcW w:type="dxa" w:w="1921"/>
             <w:vAlign w:val="center"/>
             <w:shd w:fill="FFFFFF"/>
             <w:tcMar>
-              <w:top w:w="80" w:type="dxa"/>
-              <w:bottom w:w="80" w:type="dxa"/>
-              <w:left w:w="100" w:type="dxa"/>
-              <w:right w:w="100" w:type="dxa"/>
+              <w:top w:w="70" w:type="dxa"/>
+              <w:bottom w:w="70" w:type="dxa"/>
+              <w:left w:w="90" w:type="dxa"/>
+              <w:right w:w="90" w:type="dxa"/>
             </w:tcMar>
           </w:tcPr>
           <w:p>
@@ -2368,14 +2373,14 @@
         </w:tc>
         <w:tc>
           <w:tcPr>
-            <w:tcW w:type="dxa" w:w="1806"/>
+            <w:tcW w:type="dxa" w:w="1921"/>
             <w:vAlign w:val="center"/>
             <w:shd w:fill="FFFFFF"/>
             <w:tcMar>
-              <w:top w:w="80" w:type="dxa"/>
-              <w:bottom w:w="80" w:type="dxa"/>
-              <w:left w:w="100" w:type="dxa"/>
-              <w:right w:w="100" w:type="dxa"/>
+              <w:top w:w="70" w:type="dxa"/>
+              <w:bottom w:w="70" w:type="dxa"/>
+              <w:left w:w="90" w:type="dxa"/>
+              <w:right w:w="90" w:type="dxa"/>
             </w:tcMar>
           </w:tcPr>
           <w:p>
@@ -2395,14 +2400,14 @@
         </w:tc>
         <w:tc>
           <w:tcPr>
-            <w:tcW w:type="dxa" w:w="1806"/>
+            <w:tcW w:type="dxa" w:w="1921"/>
             <w:vAlign w:val="center"/>
             <w:shd w:fill="FFFFFF"/>
             <w:tcMar>
-              <w:top w:w="80" w:type="dxa"/>
-              <w:bottom w:w="80" w:type="dxa"/>
-              <w:left w:w="100" w:type="dxa"/>
-              <w:right w:w="100" w:type="dxa"/>
+              <w:top w:w="70" w:type="dxa"/>
+              <w:bottom w:w="70" w:type="dxa"/>
+              <w:left w:w="90" w:type="dxa"/>
+              <w:right w:w="90" w:type="dxa"/>
             </w:tcMar>
           </w:tcPr>
           <w:p>
@@ -2422,14 +2427,14 @@
         </w:tc>
         <w:tc>
           <w:tcPr>
-            <w:tcW w:type="dxa" w:w="1806"/>
+            <w:tcW w:type="dxa" w:w="1921"/>
             <w:vAlign w:val="center"/>
             <w:shd w:fill="FFFFFF"/>
             <w:tcMar>
-              <w:top w:w="80" w:type="dxa"/>
-              <w:bottom w:w="80" w:type="dxa"/>
-              <w:left w:w="100" w:type="dxa"/>
-              <w:right w:w="100" w:type="dxa"/>
+              <w:top w:w="70" w:type="dxa"/>
+              <w:bottom w:w="70" w:type="dxa"/>
+              <w:left w:w="90" w:type="dxa"/>
+              <w:right w:w="90" w:type="dxa"/>
             </w:tcMar>
           </w:tcPr>
           <w:p>
@@ -2454,14 +2459,14 @@
         </w:trPr>
         <w:tc>
           <w:tcPr>
-            <w:tcW w:type="dxa" w:w="1806"/>
+            <w:tcW w:type="dxa" w:w="1921"/>
             <w:vAlign w:val="center"/>
             <w:shd w:fill="F2F5F9"/>
             <w:tcMar>
-              <w:top w:w="80" w:type="dxa"/>
-              <w:bottom w:w="80" w:type="dxa"/>
-              <w:left w:w="100" w:type="dxa"/>
-              <w:right w:w="100" w:type="dxa"/>
+              <w:top w:w="70" w:type="dxa"/>
+              <w:bottom w:w="70" w:type="dxa"/>
+              <w:left w:w="90" w:type="dxa"/>
+              <w:right w:w="90" w:type="dxa"/>
             </w:tcMar>
           </w:tcPr>
           <w:p>
@@ -2482,14 +2487,14 @@
         </w:tc>
         <w:tc>
           <w:tcPr>
-            <w:tcW w:type="dxa" w:w="1806"/>
+            <w:tcW w:type="dxa" w:w="1921"/>
             <w:vAlign w:val="center"/>
             <w:shd w:fill="F2F5F9"/>
             <w:tcMar>
-              <w:top w:w="80" w:type="dxa"/>
-              <w:bottom w:w="80" w:type="dxa"/>
-              <w:left w:w="100" w:type="dxa"/>
-              <w:right w:w="100" w:type="dxa"/>
+              <w:top w:w="70" w:type="dxa"/>
+              <w:bottom w:w="70" w:type="dxa"/>
+              <w:left w:w="90" w:type="dxa"/>
+              <w:right w:w="90" w:type="dxa"/>
             </w:tcMar>
           </w:tcPr>
           <w:p>
@@ -2509,14 +2514,14 @@
         </w:tc>
         <w:tc>
           <w:tcPr>
-            <w:tcW w:type="dxa" w:w="1806"/>
+            <w:tcW w:type="dxa" w:w="1921"/>
             <w:vAlign w:val="center"/>
             <w:shd w:fill="F2F5F9"/>
             <w:tcMar>
-              <w:top w:w="80" w:type="dxa"/>
-              <w:bottom w:w="80" w:type="dxa"/>
-              <w:left w:w="100" w:type="dxa"/>
-              <w:right w:w="100" w:type="dxa"/>
+              <w:top w:w="70" w:type="dxa"/>
+              <w:bottom w:w="70" w:type="dxa"/>
+              <w:left w:w="90" w:type="dxa"/>
+              <w:right w:w="90" w:type="dxa"/>
             </w:tcMar>
           </w:tcPr>
           <w:p>
@@ -2536,14 +2541,14 @@
         </w:tc>
         <w:tc>
           <w:tcPr>
-            <w:tcW w:type="dxa" w:w="1806"/>
+            <w:tcW w:type="dxa" w:w="1921"/>
             <w:vAlign w:val="center"/>
             <w:shd w:fill="F2F5F9"/>
             <w:tcMar>
-              <w:top w:w="80" w:type="dxa"/>
-              <w:bottom w:w="80" w:type="dxa"/>
-              <w:left w:w="100" w:type="dxa"/>
-              <w:right w:w="100" w:type="dxa"/>
+              <w:top w:w="70" w:type="dxa"/>
+              <w:bottom w:w="70" w:type="dxa"/>
+              <w:left w:w="90" w:type="dxa"/>
+              <w:right w:w="90" w:type="dxa"/>
             </w:tcMar>
           </w:tcPr>
           <w:p>
@@ -2563,14 +2568,14 @@
         </w:tc>
         <w:tc>
           <w:tcPr>
-            <w:tcW w:type="dxa" w:w="1806"/>
+            <w:tcW w:type="dxa" w:w="1921"/>
             <w:vAlign w:val="center"/>
             <w:shd w:fill="F2F5F9"/>
             <w:tcMar>
-              <w:top w:w="80" w:type="dxa"/>
-              <w:bottom w:w="80" w:type="dxa"/>
-              <w:left w:w="100" w:type="dxa"/>
-              <w:right w:w="100" w:type="dxa"/>
+              <w:top w:w="70" w:type="dxa"/>
+              <w:bottom w:w="70" w:type="dxa"/>
+              <w:left w:w="90" w:type="dxa"/>
+              <w:right w:w="90" w:type="dxa"/>
             </w:tcMar>
           </w:tcPr>
           <w:p>
@@ -2595,14 +2600,14 @@
         </w:trPr>
         <w:tc>
           <w:tcPr>
-            <w:tcW w:type="dxa" w:w="1806"/>
+            <w:tcW w:type="dxa" w:w="1921"/>
             <w:vAlign w:val="center"/>
             <w:shd w:fill="FFFFFF"/>
             <w:tcMar>
-              <w:top w:w="80" w:type="dxa"/>
-              <w:bottom w:w="80" w:type="dxa"/>
-              <w:left w:w="100" w:type="dxa"/>
-              <w:right w:w="100" w:type="dxa"/>
+              <w:top w:w="70" w:type="dxa"/>
+              <w:bottom w:w="70" w:type="dxa"/>
+              <w:left w:w="90" w:type="dxa"/>
+              <w:right w:w="90" w:type="dxa"/>
             </w:tcMar>
           </w:tcPr>
           <w:p>
@@ -2623,14 +2628,14 @@
         </w:tc>
         <w:tc>
           <w:tcPr>
-            <w:tcW w:type="dxa" w:w="1806"/>
+            <w:tcW w:type="dxa" w:w="1921"/>
             <w:vAlign w:val="center"/>
             <w:shd w:fill="FFFFFF"/>
             <w:tcMar>
-              <w:top w:w="80" w:type="dxa"/>
-              <w:bottom w:w="80" w:type="dxa"/>
-              <w:left w:w="100" w:type="dxa"/>
-              <w:right w:w="100" w:type="dxa"/>
+              <w:top w:w="70" w:type="dxa"/>
+              <w:bottom w:w="70" w:type="dxa"/>
+              <w:left w:w="90" w:type="dxa"/>
+              <w:right w:w="90" w:type="dxa"/>
             </w:tcMar>
           </w:tcPr>
           <w:p>
@@ -2650,14 +2655,14 @@
         </w:tc>
         <w:tc>
           <w:tcPr>
-            <w:tcW w:type="dxa" w:w="1806"/>
+            <w:tcW w:type="dxa" w:w="1921"/>
             <w:vAlign w:val="center"/>
             <w:shd w:fill="FFFFFF"/>
             <w:tcMar>
-              <w:top w:w="80" w:type="dxa"/>
-              <w:bottom w:w="80" w:type="dxa"/>
-              <w:left w:w="100" w:type="dxa"/>
-              <w:right w:w="100" w:type="dxa"/>
+              <w:top w:w="70" w:type="dxa"/>
+              <w:bottom w:w="70" w:type="dxa"/>
+              <w:left w:w="90" w:type="dxa"/>
+              <w:right w:w="90" w:type="dxa"/>
             </w:tcMar>
           </w:tcPr>
           <w:p>
@@ -2677,14 +2682,14 @@
         </w:tc>
         <w:tc>
           <w:tcPr>
-            <w:tcW w:type="dxa" w:w="1806"/>
+            <w:tcW w:type="dxa" w:w="1921"/>
             <w:vAlign w:val="center"/>
             <w:shd w:fill="FFFFFF"/>
             <w:tcMar>
-              <w:top w:w="80" w:type="dxa"/>
-              <w:bottom w:w="80" w:type="dxa"/>
-              <w:left w:w="100" w:type="dxa"/>
-              <w:right w:w="100" w:type="dxa"/>
+              <w:top w:w="70" w:type="dxa"/>
+              <w:bottom w:w="70" w:type="dxa"/>
+              <w:left w:w="90" w:type="dxa"/>
+              <w:right w:w="90" w:type="dxa"/>
             </w:tcMar>
           </w:tcPr>
           <w:p>
@@ -2704,14 +2709,14 @@
         </w:tc>
         <w:tc>
           <w:tcPr>
-            <w:tcW w:type="dxa" w:w="1806"/>
+            <w:tcW w:type="dxa" w:w="1921"/>
             <w:vAlign w:val="center"/>
             <w:shd w:fill="FFFFFF"/>
             <w:tcMar>
-              <w:top w:w="80" w:type="dxa"/>
-              <w:bottom w:w="80" w:type="dxa"/>
-              <w:left w:w="100" w:type="dxa"/>
-              <w:right w:w="100" w:type="dxa"/>
+              <w:top w:w="70" w:type="dxa"/>
+              <w:bottom w:w="70" w:type="dxa"/>
+              <w:left w:w="90" w:type="dxa"/>
+              <w:right w:w="90" w:type="dxa"/>
             </w:tcMar>
           </w:tcPr>
           <w:p>
@@ -2745,14 +2750,14 @@
         </w:trPr>
         <w:tc>
           <w:tcPr>
-            <w:tcW w:type="dxa" w:w="1806"/>
+            <w:tcW w:type="dxa" w:w="1921"/>
             <w:vAlign w:val="center"/>
             <w:shd w:fill="F2F5F9"/>
             <w:tcMar>
-              <w:top w:w="80" w:type="dxa"/>
-              <w:bottom w:w="80" w:type="dxa"/>
-              <w:left w:w="100" w:type="dxa"/>
-              <w:right w:w="100" w:type="dxa"/>
+              <w:top w:w="70" w:type="dxa"/>
+              <w:bottom w:w="70" w:type="dxa"/>
+              <w:left w:w="90" w:type="dxa"/>
+              <w:right w:w="90" w:type="dxa"/>
             </w:tcMar>
           </w:tcPr>
           <w:p>
@@ -2773,14 +2778,14 @@
         </w:tc>
         <w:tc>
           <w:tcPr>
-            <w:tcW w:type="dxa" w:w="1806"/>
+            <w:tcW w:type="dxa" w:w="1921"/>
             <w:vAlign w:val="center"/>
             <w:shd w:fill="F2F5F9"/>
             <w:tcMar>
-              <w:top w:w="80" w:type="dxa"/>
-              <w:bottom w:w="80" w:type="dxa"/>
-              <w:left w:w="100" w:type="dxa"/>
-              <w:right w:w="100" w:type="dxa"/>
+              <w:top w:w="70" w:type="dxa"/>
+              <w:bottom w:w="70" w:type="dxa"/>
+              <w:left w:w="90" w:type="dxa"/>
+              <w:right w:w="90" w:type="dxa"/>
             </w:tcMar>
           </w:tcPr>
           <w:p>
@@ -2800,14 +2805,14 @@
         </w:tc>
         <w:tc>
           <w:tcPr>
-            <w:tcW w:type="dxa" w:w="1806"/>
+            <w:tcW w:type="dxa" w:w="1921"/>
             <w:vAlign w:val="center"/>
             <w:shd w:fill="F2F5F9"/>
             <w:tcMar>
-              <w:top w:w="80" w:type="dxa"/>
-              <w:bottom w:w="80" w:type="dxa"/>
-              <w:left w:w="100" w:type="dxa"/>
-              <w:right w:w="100" w:type="dxa"/>
+              <w:top w:w="70" w:type="dxa"/>
+              <w:bottom w:w="70" w:type="dxa"/>
+              <w:left w:w="90" w:type="dxa"/>
+              <w:right w:w="90" w:type="dxa"/>
             </w:tcMar>
           </w:tcPr>
           <w:p>
@@ -2827,14 +2832,14 @@
         </w:tc>
         <w:tc>
           <w:tcPr>
-            <w:tcW w:type="dxa" w:w="1806"/>
+            <w:tcW w:type="dxa" w:w="1921"/>
             <w:vAlign w:val="center"/>
             <w:shd w:fill="F2F5F9"/>
             <w:tcMar>
-              <w:top w:w="80" w:type="dxa"/>
-              <w:bottom w:w="80" w:type="dxa"/>
-              <w:left w:w="100" w:type="dxa"/>
-              <w:right w:w="100" w:type="dxa"/>
+              <w:top w:w="70" w:type="dxa"/>
+              <w:bottom w:w="70" w:type="dxa"/>
+              <w:left w:w="90" w:type="dxa"/>
+              <w:right w:w="90" w:type="dxa"/>
             </w:tcMar>
           </w:tcPr>
           <w:p>
@@ -2854,14 +2859,14 @@
         </w:tc>
         <w:tc>
           <w:tcPr>
-            <w:tcW w:type="dxa" w:w="1806"/>
+            <w:tcW w:type="dxa" w:w="1921"/>
             <w:vAlign w:val="center"/>
             <w:shd w:fill="F2F5F9"/>
             <w:tcMar>
-              <w:top w:w="80" w:type="dxa"/>
-              <w:bottom w:w="80" w:type="dxa"/>
-              <w:left w:w="100" w:type="dxa"/>
-              <w:right w:w="100" w:type="dxa"/>
+              <w:top w:w="70" w:type="dxa"/>
+              <w:bottom w:w="70" w:type="dxa"/>
+              <w:left w:w="90" w:type="dxa"/>
+              <w:right w:w="90" w:type="dxa"/>
             </w:tcMar>
           </w:tcPr>
           <w:p>
@@ -2886,14 +2891,14 @@
         </w:trPr>
         <w:tc>
           <w:tcPr>
-            <w:tcW w:type="dxa" w:w="1806"/>
+            <w:tcW w:type="dxa" w:w="1921"/>
             <w:vAlign w:val="center"/>
             <w:shd w:fill="FFFFFF"/>
             <w:tcMar>
-              <w:top w:w="80" w:type="dxa"/>
-              <w:bottom w:w="80" w:type="dxa"/>
-              <w:left w:w="100" w:type="dxa"/>
-              <w:right w:w="100" w:type="dxa"/>
+              <w:top w:w="70" w:type="dxa"/>
+              <w:bottom w:w="70" w:type="dxa"/>
+              <w:left w:w="90" w:type="dxa"/>
+              <w:right w:w="90" w:type="dxa"/>
             </w:tcMar>
           </w:tcPr>
           <w:p>
@@ -2914,14 +2919,14 @@
         </w:tc>
         <w:tc>
           <w:tcPr>
-            <w:tcW w:type="dxa" w:w="1806"/>
+            <w:tcW w:type="dxa" w:w="1921"/>
             <w:vAlign w:val="center"/>
             <w:shd w:fill="FFFFFF"/>
             <w:tcMar>
-              <w:top w:w="80" w:type="dxa"/>
-              <w:bottom w:w="80" w:type="dxa"/>
-              <w:left w:w="100" w:type="dxa"/>
-              <w:right w:w="100" w:type="dxa"/>
+              <w:top w:w="70" w:type="dxa"/>
+              <w:bottom w:w="70" w:type="dxa"/>
+              <w:left w:w="90" w:type="dxa"/>
+              <w:right w:w="90" w:type="dxa"/>
             </w:tcMar>
           </w:tcPr>
           <w:p>
@@ -2941,14 +2946,14 @@
         </w:tc>
         <w:tc>
           <w:tcPr>
-            <w:tcW w:type="dxa" w:w="1806"/>
+            <w:tcW w:type="dxa" w:w="1921"/>
             <w:vAlign w:val="center"/>
             <w:shd w:fill="FFFFFF"/>
             <w:tcMar>
-              <w:top w:w="80" w:type="dxa"/>
-              <w:bottom w:w="80" w:type="dxa"/>
-              <w:left w:w="100" w:type="dxa"/>
-              <w:right w:w="100" w:type="dxa"/>
+              <w:top w:w="70" w:type="dxa"/>
+              <w:bottom w:w="70" w:type="dxa"/>
+              <w:left w:w="90" w:type="dxa"/>
+              <w:right w:w="90" w:type="dxa"/>
             </w:tcMar>
           </w:tcPr>
           <w:p>
@@ -2968,14 +2973,14 @@
         </w:tc>
         <w:tc>
           <w:tcPr>
-            <w:tcW w:type="dxa" w:w="1806"/>
+            <w:tcW w:type="dxa" w:w="1921"/>
             <w:vAlign w:val="center"/>
             <w:shd w:fill="FFFFFF"/>
             <w:tcMar>
-              <w:top w:w="80" w:type="dxa"/>
-              <w:bottom w:w="80" w:type="dxa"/>
-              <w:left w:w="100" w:type="dxa"/>
-              <w:right w:w="100" w:type="dxa"/>
+              <w:top w:w="70" w:type="dxa"/>
+              <w:bottom w:w="70" w:type="dxa"/>
+              <w:left w:w="90" w:type="dxa"/>
+              <w:right w:w="90" w:type="dxa"/>
             </w:tcMar>
           </w:tcPr>
           <w:p>
@@ -2995,14 +3000,14 @@
         </w:tc>
         <w:tc>
           <w:tcPr>
-            <w:tcW w:type="dxa" w:w="1806"/>
+            <w:tcW w:type="dxa" w:w="1921"/>
             <w:vAlign w:val="center"/>
             <w:shd w:fill="FFFFFF"/>
             <w:tcMar>
-              <w:top w:w="80" w:type="dxa"/>
-              <w:bottom w:w="80" w:type="dxa"/>
-              <w:left w:w="100" w:type="dxa"/>
-              <w:right w:w="100" w:type="dxa"/>
+              <w:top w:w="70" w:type="dxa"/>
+              <w:bottom w:w="70" w:type="dxa"/>
+              <w:left w:w="90" w:type="dxa"/>
+              <w:right w:w="90" w:type="dxa"/>
             </w:tcMar>
           </w:tcPr>
           <w:p>
@@ -3024,7 +3029,7 @@
     </w:tbl>
     <w:p>
       <w:pPr>
-        <w:spacing w:after="120"/>
+        <w:spacing w:after="100"/>
       </w:pPr>
     </w:p>
     <w:p>
@@ -3034,9 +3039,9 @@
       <w:r>
         <w:rPr>
           <w:color w:val="C8D2E1"/>
-          <w:sz w:val="16"/>
+          <w:sz w:val="14"/>
         </w:rPr>
-        <w:t>_________________________________________________________________________________</w:t>
+        <w:t>———————————————————————————————————————————————————————————————————————————</w:t>
       </w:r>
     </w:p>
     <w:p>
@@ -3235,9 +3240,9 @@
       <w:r>
         <w:rPr>
           <w:color w:val="C8D2E1"/>
-          <w:sz w:val="16"/>
+          <w:sz w:val="14"/>
         </w:rPr>
-        <w:t>_________________________________________________________________________________</w:t>
+        <w:t>———————————————————————————————————————————————————————————————————————————</w:t>
       </w:r>
     </w:p>
     <w:p>
@@ -3269,13 +3274,53 @@
       </w:r>
     </w:p>
     <w:sectPr>
+      <w:headerReference w:type="default" r:id="rId9"/>
+      <w:footerReference w:type="default" r:id="rId10"/>
       <w:pgSz w:w="11909" w:h="16834"/>
-      <w:pgMar w:top="1440" w:right="1440" w:bottom="1440" w:left="1440" w:header="720" w:footer="720" w:gutter="0"/>
+      <w:pgMar w:top="1152" w:right="1152" w:bottom="1152" w:left="1152" w:header="720" w:footer="720" w:gutter="0"/>
       <w:cols w:space="720"/>
       <w:docGrid w:linePitch="360"/>
     </w:sectPr>
   </w:body>
 </w:document>
+</file>
+
+<file path=word/footer1.xml><?xml version="1.0" encoding="utf-8"?>
+<w:ftr xmlns:m="http://schemas.openxmlformats.org/officeDocument/2006/math" xmlns:mc="http://schemas.openxmlformats.org/markup-compatibility/2006" xmlns:mo="http://schemas.microsoft.com/office/mac/office/2008/main" xmlns:mv="urn:schemas-microsoft-com:mac:vml" xmlns:o="urn:schemas-microsoft-com:office:office" xmlns:r="http://schemas.openxmlformats.org/officeDocument/2006/relationships" xmlns:v="urn:schemas-microsoft-com:vml" xmlns:w10="urn:schemas-microsoft-com:office:word" xmlns:w14="http://schemas.microsoft.com/office/word/2010/wordml" xmlns:w="http://schemas.openxmlformats.org/wordprocessingml/2006/main" xmlns:wne="http://schemas.microsoft.com/office/word/2006/wordml" xmlns:wp14="http://schemas.microsoft.com/office/word/2010/wordprocessingDrawing" xmlns:wp="http://schemas.openxmlformats.org/drawingml/2006/wordprocessingDrawing" xmlns:wpc="http://schemas.microsoft.com/office/word/2010/wordprocessingCanvas" xmlns:wpg="http://schemas.microsoft.com/office/word/2010/wordprocessingGroup" xmlns:wpi="http://schemas.microsoft.com/office/word/2010/wordprocessingInk" xmlns:wps="http://schemas.microsoft.com/office/word/2010/wordprocessingShape" mc:Ignorable="w14 wp14">
+  <w:p>
+    <w:pPr>
+      <w:pStyle w:val="Footer"/>
+      <w:jc w:val="left"/>
+    </w:pPr>
+    <w:r>
+      <w:rPr>
+        <w:rFonts w:ascii="Calibri" w:hAnsi="Calibri"/>
+        <w:color w:val="646464"/>
+        <w:sz w:val="17"/>
+      </w:rPr>
+      <w:t>Buku Kurikulum KPT-OBE SISTEKIN 2026  |  FSTI Universitas Widyagama Malang</w:t>
+    </w:r>
+  </w:p>
+</w:ftr>
+</file>
+
+<file path=word/header1.xml><?xml version="1.0" encoding="utf-8"?>
+<w:hdr xmlns:m="http://schemas.openxmlformats.org/officeDocument/2006/math" xmlns:mc="http://schemas.openxmlformats.org/markup-compatibility/2006" xmlns:mo="http://schemas.microsoft.com/office/mac/office/2008/main" xmlns:mv="urn:schemas-microsoft-com:mac:vml" xmlns:o="urn:schemas-microsoft-com:office:office" xmlns:r="http://schemas.openxmlformats.org/officeDocument/2006/relationships" xmlns:v="urn:schemas-microsoft-com:vml" xmlns:w10="urn:schemas-microsoft-com:office:word" xmlns:w14="http://schemas.microsoft.com/office/word/2010/wordml" xmlns:w="http://schemas.openxmlformats.org/wordprocessingml/2006/main" xmlns:wne="http://schemas.microsoft.com/office/word/2006/wordml" xmlns:wp14="http://schemas.microsoft.com/office/word/2010/wordprocessingDrawing" xmlns:wp="http://schemas.openxmlformats.org/drawingml/2006/wordprocessingDrawing" xmlns:wpc="http://schemas.microsoft.com/office/word/2010/wordprocessingCanvas" xmlns:wpg="http://schemas.microsoft.com/office/word/2010/wordprocessingGroup" xmlns:wpi="http://schemas.microsoft.com/office/word/2010/wordprocessingInk" xmlns:wps="http://schemas.microsoft.com/office/word/2010/wordprocessingShape" mc:Ignorable="w14 wp14">
+  <w:p>
+    <w:pPr>
+      <w:pStyle w:val="Header"/>
+      <w:jc w:val="right"/>
+    </w:pPr>
+    <w:r>
+      <w:rPr>
+        <w:rFonts w:ascii="Calibri" w:hAnsi="Calibri"/>
+        <w:color w:val="646464"/>
+        <w:sz w:val="17"/>
+      </w:rPr>
+      <w:t>PROGRAM STUDI SISTEM DAN TEKNOLOGI INFORMASI (SISTEKIN) — FSTI UWG</w:t>
+    </w:r>
+  </w:p>
+</w:hdr>
 </file>
 
 <file path=word/numbering.xml><?xml version="1.0" encoding="utf-8"?>
